--- a/Documentation/Misc writeups/ECOSPACE guideline_Final.docx
+++ b/Documentation/Misc writeups/ECOSPACE guideline_Final.docx
@@ -1,6 +1,6 @@
 
 <file path=word/document.xml><?xml version="1.0" encoding="utf-8"?>
-<w:document xmlns:wpc="http://schemas.microsoft.com/office/word/2010/wordprocessingCanvas" xmlns:cx="http://schemas.microsoft.com/office/drawing/2014/chartex" xmlns:cx1="http://schemas.microsoft.com/office/drawing/2015/9/8/chartex" xmlns:mc="http://schemas.openxmlformats.org/markup-compatibility/2006" xmlns:o="urn:schemas-microsoft-com:office:office" xmlns:r="http://schemas.openxmlformats.org/officeDocument/2006/relationships" xmlns:m="http://schemas.openxmlformats.org/officeDocument/2006/math" xmlns:v="urn:schemas-microsoft-com:vml" xmlns:wp14="http://schemas.microsoft.com/office/word/2010/wordprocessingDrawing" xmlns:wp="http://schemas.openxmlformats.org/drawingml/2006/wordprocessingDrawing" xmlns:w10="urn:schemas-microsoft-com:office:word" xmlns:w="http://schemas.openxmlformats.org/wordprocessingml/2006/main" xmlns:w14="http://schemas.microsoft.com/office/word/2010/wordml" xmlns:w15="http://schemas.microsoft.com/office/word/2012/wordml" xmlns:w16se="http://schemas.microsoft.com/office/word/2015/wordml/symex" xmlns:wpg="http://schemas.microsoft.com/office/word/2010/wordprocessingGroup" xmlns:wpi="http://schemas.microsoft.com/office/word/2010/wordprocessingInk" xmlns:wne="http://schemas.microsoft.com/office/word/2006/wordml" xmlns:wps="http://schemas.microsoft.com/office/word/2010/wordprocessingShape" mc:Ignorable="w14 w15 w16se wp14">
+<w:document xmlns:wpc="http://schemas.microsoft.com/office/word/2010/wordprocessingCanvas" xmlns:cx="http://schemas.microsoft.com/office/drawing/2014/chartex" xmlns:cx1="http://schemas.microsoft.com/office/drawing/2015/9/8/chartex" xmlns:cx2="http://schemas.microsoft.com/office/drawing/2015/10/21/chartex" xmlns:cx3="http://schemas.microsoft.com/office/drawing/2016/5/9/chartex" xmlns:cx4="http://schemas.microsoft.com/office/drawing/2016/5/10/chartex" xmlns:cx5="http://schemas.microsoft.com/office/drawing/2016/5/11/chartex" xmlns:cx6="http://schemas.microsoft.com/office/drawing/2016/5/12/chartex" xmlns:cx7="http://schemas.microsoft.com/office/drawing/2016/5/13/chartex" xmlns:cx8="http://schemas.microsoft.com/office/drawing/2016/5/14/chartex" xmlns:mc="http://schemas.openxmlformats.org/markup-compatibility/2006" xmlns:aink="http://schemas.microsoft.com/office/drawing/2016/ink" xmlns:am3d="http://schemas.microsoft.com/office/drawing/2017/model3d" xmlns:o="urn:schemas-microsoft-com:office:office" xmlns:r="http://schemas.openxmlformats.org/officeDocument/2006/relationships" xmlns:m="http://schemas.openxmlformats.org/officeDocument/2006/math" xmlns:v="urn:schemas-microsoft-com:vml" xmlns:wp14="http://schemas.microsoft.com/office/word/2010/wordprocessingDrawing" xmlns:wp="http://schemas.openxmlformats.org/drawingml/2006/wordprocessingDrawing" xmlns:w10="urn:schemas-microsoft-com:office:word" xmlns:w="http://schemas.openxmlformats.org/wordprocessingml/2006/main" xmlns:w14="http://schemas.microsoft.com/office/word/2010/wordml" xmlns:w15="http://schemas.microsoft.com/office/word/2012/wordml" xmlns:w16cid="http://schemas.microsoft.com/office/word/2016/wordml/cid" xmlns:w16se="http://schemas.microsoft.com/office/word/2015/wordml/symex" xmlns:wpg="http://schemas.microsoft.com/office/word/2010/wordprocessingGroup" xmlns:wpi="http://schemas.microsoft.com/office/word/2010/wordprocessingInk" xmlns:wne="http://schemas.microsoft.com/office/word/2006/wordml" xmlns:wps="http://schemas.microsoft.com/office/word/2010/wordprocessingShape" mc:Ignorable="w14 w15 w16se w16cid wp14">
   <w:body>
     <w:p>
       <w:pPr>
@@ -11,6 +11,47 @@
       </w:r>
       <w:r>
         <w:t xml:space="preserve"> guidelines</w:t>
+      </w:r>
+    </w:p>
+    <w:p>
+      <w:pPr>
+        <w:pStyle w:val="Heading2"/>
+        <w:jc w:val="center"/>
+        <w:rPr>
+          <w:u w:val="none"/>
+        </w:rPr>
+      </w:pPr>
+      <w:r>
+        <w:rPr>
+          <w:u w:val="none"/>
+        </w:rPr>
+        <w:t>Jeroen Steenbeek</w:t>
+      </w:r>
+      <w:r>
+        <w:rPr>
+          <w:u w:val="none"/>
+        </w:rPr>
+        <w:br/>
+      </w:r>
+      <w:r>
+        <w:rPr>
+          <w:u w:val="none"/>
+        </w:rPr>
+        <w:t>Ecopath International Initiative</w:t>
+      </w:r>
+      <w:r>
+        <w:rPr>
+          <w:u w:val="none"/>
+        </w:rPr>
+        <w:t>, Spain</w:t>
+      </w:r>
+      <w:bookmarkStart w:id="0" w:name="_GoBack"/>
+      <w:bookmarkEnd w:id="0"/>
+      <w:r>
+        <w:rPr>
+          <w:u w:val="none"/>
+        </w:rPr>
+        <w:br/>
       </w:r>
     </w:p>
     <w:p>
@@ -181,7 +222,15 @@
         </w:numPr>
       </w:pPr>
       <w:r>
-        <w:t>Try to achieve spatial patterns through top-down or bottom-up effects first. Especially spatial distributions of primary producers cascade through the food web</w:t>
+        <w:t xml:space="preserve">Try to achieve spatial patterns through top-down or bottom-up effects first. Especially spatial distributions of primary </w:t>
+      </w:r>
+      <w:proofErr w:type="gramStart"/>
+      <w:r>
+        <w:t>producers</w:t>
+      </w:r>
+      <w:proofErr w:type="gramEnd"/>
+      <w:r>
+        <w:t xml:space="preserve"> cascade through the food web</w:t>
       </w:r>
     </w:p>
     <w:p>
@@ -911,21 +960,45 @@
           <w:i/>
           <w:shd w:val="clear" w:color="auto" w:fill="FFFFFF"/>
         </w:rPr>
-        <w:t>enu &gt; Ecospace &gt; Edit Basemap</w:t>
-      </w:r>
+        <w:t xml:space="preserve">enu &gt; Ecospace &gt; Edit </w:t>
+      </w:r>
+      <w:proofErr w:type="spellStart"/>
       <w:r>
         <w:rPr>
           <w:b/>
           <w:i/>
           <w:shd w:val="clear" w:color="auto" w:fill="FFFFFF"/>
         </w:rPr>
+        <w:t>Basemap</w:t>
+      </w:r>
+      <w:proofErr w:type="spellEnd"/>
+      <w:r>
+        <w:rPr>
+          <w:b/>
+          <w:i/>
+          <w:shd w:val="clear" w:color="auto" w:fill="FFFFFF"/>
+        </w:rPr>
         <w:t>…</w:t>
       </w:r>
       <w:r>
         <w:rPr>
           <w:shd w:val="clear" w:color="auto" w:fill="FFFFFF"/>
         </w:rPr>
-        <w:t xml:space="preserve"> This opens the “Edit basemap” view. Here, Ecospace offers the option to import the spatial properties and map data from ESRI ASCII map files, the only common GIS data format natively supported by the EwE software.</w:t>
+        <w:t xml:space="preserve"> This opens the “Edit </w:t>
+      </w:r>
+      <w:proofErr w:type="spellStart"/>
+      <w:r>
+        <w:rPr>
+          <w:shd w:val="clear" w:color="auto" w:fill="FFFFFF"/>
+        </w:rPr>
+        <w:t>basemap</w:t>
+      </w:r>
+      <w:proofErr w:type="spellEnd"/>
+      <w:r>
+        <w:rPr>
+          <w:shd w:val="clear" w:color="auto" w:fill="FFFFFF"/>
+        </w:rPr>
+        <w:t>” view. Here, Ecospace offers the option to import the spatial properties and map data from ESRI ASCII map files, the only common GIS data format natively supported by the EwE software.</w:t>
       </w:r>
     </w:p>
     <w:p>
@@ -1066,7 +1139,21 @@
         <w:rPr>
           <w:shd w:val="clear" w:color="auto" w:fill="FFFFFF"/>
         </w:rPr>
-        <w:t xml:space="preserve">is being read, and if read correctly, the “Edit Basemap” form shows </w:t>
+        <w:t xml:space="preserve">is being read, and if read correctly, the “Edit </w:t>
+      </w:r>
+      <w:proofErr w:type="spellStart"/>
+      <w:r>
+        <w:rPr>
+          <w:shd w:val="clear" w:color="auto" w:fill="FFFFFF"/>
+        </w:rPr>
+        <w:t>Basemap</w:t>
+      </w:r>
+      <w:proofErr w:type="spellEnd"/>
+      <w:r>
+        <w:rPr>
+          <w:shd w:val="clear" w:color="auto" w:fill="FFFFFF"/>
+        </w:rPr>
+        <w:t xml:space="preserve">” form shows </w:t>
       </w:r>
       <w:r>
         <w:rPr>
@@ -1111,7 +1198,21 @@
         <w:rPr>
           <w:shd w:val="clear" w:color="auto" w:fill="FFFFFF"/>
         </w:rPr>
-        <w:t xml:space="preserve"> to make sure Ecospace takes into account cell tapering at different latitudes</w:t>
+        <w:t xml:space="preserve"> to make sure Ecospace </w:t>
+      </w:r>
+      <w:proofErr w:type="gramStart"/>
+      <w:r>
+        <w:rPr>
+          <w:shd w:val="clear" w:color="auto" w:fill="FFFFFF"/>
+        </w:rPr>
+        <w:t>takes into account</w:t>
+      </w:r>
+      <w:proofErr w:type="gramEnd"/>
+      <w:r>
+        <w:rPr>
+          <w:shd w:val="clear" w:color="auto" w:fill="FFFFFF"/>
+        </w:rPr>
+        <w:t xml:space="preserve"> cell tapering at different latitudes</w:t>
       </w:r>
     </w:p>
     <w:p>
@@ -1203,7 +1304,21 @@
         <w:rPr>
           <w:shd w:val="clear" w:color="auto" w:fill="FFFFFF"/>
         </w:rPr>
-        <w:t xml:space="preserve"> on the right side map layers panel</w:t>
+        <w:t xml:space="preserve"> on the </w:t>
+      </w:r>
+      <w:proofErr w:type="gramStart"/>
+      <w:r>
+        <w:rPr>
+          <w:shd w:val="clear" w:color="auto" w:fill="FFFFFF"/>
+        </w:rPr>
+        <w:t>right side</w:t>
+      </w:r>
+      <w:proofErr w:type="gramEnd"/>
+      <w:r>
+        <w:rPr>
+          <w:shd w:val="clear" w:color="auto" w:fill="FFFFFF"/>
+        </w:rPr>
+        <w:t xml:space="preserve"> map layers panel</w:t>
       </w:r>
       <w:r>
         <w:rPr>
@@ -1581,11 +1696,19 @@
         <w:lastRenderedPageBreak/>
         <w:t xml:space="preserve">(obtained from the </w:t>
       </w:r>
-      <w:r>
-        <w:rPr>
-          <w:shd w:val="clear" w:color="auto" w:fill="FFFFFF"/>
-        </w:rPr>
-        <w:t>MedERGOM-GETM model) was scaled to the Ecopath baseline values. Excluding these offending cells removed this scaling bias.</w:t>
+      <w:proofErr w:type="spellStart"/>
+      <w:r>
+        <w:rPr>
+          <w:shd w:val="clear" w:color="auto" w:fill="FFFFFF"/>
+        </w:rPr>
+        <w:t>MedERGOM</w:t>
+      </w:r>
+      <w:proofErr w:type="spellEnd"/>
+      <w:r>
+        <w:rPr>
+          <w:shd w:val="clear" w:color="auto" w:fill="FFFFFF"/>
+        </w:rPr>
+        <w:t>-GETM model) was scaled to the Ecopath baseline values. Excluding these offending cells removed this scaling bias.</w:t>
       </w:r>
     </w:p>
     <w:p>
@@ -2101,7 +2224,21 @@
         <w:rPr>
           <w:shd w:val="clear" w:color="auto" w:fill="FFFFFF"/>
         </w:rPr>
-        <w:t>environmental drivers such as obtained from MedERGOM-GETM</w:t>
+        <w:t xml:space="preserve">environmental drivers such as obtained from </w:t>
+      </w:r>
+      <w:proofErr w:type="spellStart"/>
+      <w:r>
+        <w:rPr>
+          <w:shd w:val="clear" w:color="auto" w:fill="FFFFFF"/>
+        </w:rPr>
+        <w:t>MedERGOM</w:t>
+      </w:r>
+      <w:proofErr w:type="spellEnd"/>
+      <w:r>
+        <w:rPr>
+          <w:shd w:val="clear" w:color="auto" w:fill="FFFFFF"/>
+        </w:rPr>
+        <w:t>-GETM</w:t>
       </w:r>
       <w:r>
         <w:rPr>
@@ -3566,8 +3703,16 @@
         <w:rPr>
           <w:shd w:val="clear" w:color="auto" w:fill="FFFFFF"/>
         </w:rPr>
-        <w:t>directly from AquaMaps</w:t>
-      </w:r>
+        <w:t xml:space="preserve">directly from </w:t>
+      </w:r>
+      <w:proofErr w:type="spellStart"/>
+      <w:r>
+        <w:rPr>
+          <w:shd w:val="clear" w:color="auto" w:fill="FFFFFF"/>
+        </w:rPr>
+        <w:t>AquaMaps</w:t>
+      </w:r>
+      <w:proofErr w:type="spellEnd"/>
       <w:r>
         <w:rPr>
           <w:b/>
@@ -3579,7 +3724,21 @@
         <w:rPr>
           <w:shd w:val="clear" w:color="auto" w:fill="FFFFFF"/>
         </w:rPr>
-        <w:t>(Menu &gt; Tools &gt; Import Aquamaps HSPEN Species Envelopes; usage instructions for this plug-in are provided with the EwE installation)</w:t>
+        <w:t xml:space="preserve">(Menu &gt; Tools &gt; Import </w:t>
+      </w:r>
+      <w:proofErr w:type="spellStart"/>
+      <w:r>
+        <w:rPr>
+          <w:shd w:val="clear" w:color="auto" w:fill="FFFFFF"/>
+        </w:rPr>
+        <w:t>Aquamaps</w:t>
+      </w:r>
+      <w:proofErr w:type="spellEnd"/>
+      <w:r>
+        <w:rPr>
+          <w:shd w:val="clear" w:color="auto" w:fill="FFFFFF"/>
+        </w:rPr>
+        <w:t xml:space="preserve"> HSPEN Species Envelopes; usage instructions for this plug-in are provided with the EwE installation)</w:t>
       </w:r>
       <w:r>
         <w:rPr>
@@ -3639,10 +3798,10 @@
             <v:path o:extrusionok="f" gradientshapeok="t" o:connecttype="rect"/>
             <o:lock v:ext="edit" aspectratio="t"/>
           </v:shapetype>
-          <v:shape id="_x0000_i1025" type="#_x0000_t75" style="width:373.15pt;height:247.95pt" o:ole="">
+          <v:shape id="_x0000_i1025" type="#_x0000_t75" style="width:373.25pt;height:247.7pt" o:ole="">
             <v:imagedata r:id="rId15" o:title=""/>
           </v:shape>
-          <o:OLEObject Type="Embed" ProgID="PBrush" ShapeID="_x0000_i1025" DrawAspect="Content" ObjectID="_1615623943" r:id="rId16"/>
+          <o:OLEObject Type="Embed" ProgID="PBrush" ShapeID="_x0000_i1025" DrawAspect="Content" ObjectID="_1716792099" r:id="rId16"/>
         </w:object>
       </w:r>
     </w:p>
@@ -4202,10 +4361,10 @@
       </w:pPr>
       <w:r>
         <w:object w:dxaOrig="11009" w:dyaOrig="7364" w14:anchorId="034FEF81">
-          <v:shape id="_x0000_i1026" type="#_x0000_t75" style="width:355pt;height:236.05pt" o:ole="">
+          <v:shape id="_x0000_i1026" type="#_x0000_t75" style="width:354.8pt;height:236.15pt" o:ole="">
             <v:imagedata r:id="rId19" o:title=""/>
           </v:shape>
-          <o:OLEObject Type="Embed" ProgID="PBrush" ShapeID="_x0000_i1026" DrawAspect="Content" ObjectID="_1615623944" r:id="rId20"/>
+          <o:OLEObject Type="Embed" ProgID="PBrush" ShapeID="_x0000_i1026" DrawAspect="Content" ObjectID="_1716792100" r:id="rId20"/>
         </w:object>
       </w:r>
       <w:r>
@@ -4875,7 +5034,23 @@
           <w:b/>
           <w:shd w:val="clear" w:color="auto" w:fill="FFFFFF"/>
         </w:rPr>
-        <w:t>Double-click a MPA layer</w:t>
+        <w:t xml:space="preserve">Double-click </w:t>
+      </w:r>
+      <w:proofErr w:type="gramStart"/>
+      <w:r>
+        <w:rPr>
+          <w:b/>
+          <w:shd w:val="clear" w:color="auto" w:fill="FFFFFF"/>
+        </w:rPr>
+        <w:t>a</w:t>
+      </w:r>
+      <w:proofErr w:type="gramEnd"/>
+      <w:r>
+        <w:rPr>
+          <w:b/>
+          <w:shd w:val="clear" w:color="auto" w:fill="FFFFFF"/>
+        </w:rPr>
+        <w:t xml:space="preserve"> MPA layer</w:t>
       </w:r>
     </w:p>
     <w:p>
@@ -5181,7 +5356,15 @@
     </w:p>
     <w:p>
       <w:r>
-        <w:t>Ecospace inherits nominal fishing effort from the underlying Ecopath and Ecosim models. Ecospace spatially redistributes fishing effort as a tradeoff between the incurred costs versus potential yields of landings. Effort distributions are thus an output of the Ecospace model. To influence effort distributions one can turn to the fishing cost layer – a per-fleet spatial distribution of scalar values that acts as a multiplier to the fleets’ CPUE as entered in Ecopath. Traditionally, the fishing cost layer is used as a proxy for distance from port or distance from coast, but modelers are free to deploy this layer as an inversion of historical effort patterns, or to try to convince Ecospace effort to stay within specific zones.</w:t>
+        <w:t xml:space="preserve">Ecospace inherits nominal fishing effort from the underlying Ecopath and Ecosim models. Ecospace spatially redistributes fishing effort as a tradeoff between the incurred costs versus potential yields of landings. Effort distributions are thus an output of the Ecospace model. To influence effort distributions one </w:t>
+      </w:r>
+      <w:proofErr w:type="gramStart"/>
+      <w:r>
+        <w:t>can</w:t>
+      </w:r>
+      <w:proofErr w:type="gramEnd"/>
+      <w:r>
+        <w:t xml:space="preserve"> turn to the fishing cost layer – a per-fleet spatial distribution of scalar values that acts as a multiplier to the fleets’ CPUE as entered in Ecopath. Traditionally, the fishing cost layer is used as a proxy for distance from port or distance from coast, but modelers are free to deploy this layer as an inversion of historical effort patterns, or to try to convince Ecospace effort to stay within specific zones.</w:t>
       </w:r>
     </w:p>
     <w:p>
@@ -5345,7 +5528,6 @@
           <w:shd w:val="clear" w:color="auto" w:fill="FFFFFF"/>
         </w:rPr>
       </w:pPr>
-      <w:bookmarkStart w:id="0" w:name="_GoBack"/>
       <w:r>
         <w:rPr>
           <w:shd w:val="clear" w:color="auto" w:fill="FFFFFF"/>
@@ -5359,7 +5541,6 @@
         <w:t>sing the Spatial Temporal Framework</w:t>
       </w:r>
     </w:p>
-    <w:bookmarkEnd w:id="0"/>
     <w:p>
       <w:r>
         <w:t xml:space="preserve">The spatial temporal framework </w:t>
@@ -5606,7 +5787,7 @@
                                     </pic:cNvPicPr>
                                   </pic:nvPicPr>
                                   <pic:blipFill>
-                                    <a:blip r:embed="rId24">
+                                    <a:blip r:embed="rId25">
                                       <a:extLst>
                                         <a:ext uri="{28A0092B-C50C-407E-A947-70E740481C1C}">
                                           <a14:useLocalDpi xmlns:a14="http://schemas.microsoft.com/office/drawing/2010/main" val="0"/>
@@ -5746,13 +5927,21 @@
         <w:t>Connections are managed from the central “Define external spatial</w:t>
       </w:r>
       <w:r>
-        <w:t xml:space="preserve"> temporal connections interface</w:t>
+        <w:t xml:space="preserve"> temporal connections </w:t>
+      </w:r>
+      <w:proofErr w:type="gramStart"/>
+      <w:r>
+        <w:t>interface</w:t>
       </w:r>
       <w:r>
         <w:t>“</w:t>
       </w:r>
       <w:r>
-        <w:t xml:space="preserve"> view which </w:t>
+        <w:t xml:space="preserve"> view</w:t>
+      </w:r>
+      <w:proofErr w:type="gramEnd"/>
+      <w:r>
+        <w:t xml:space="preserve"> which </w:t>
       </w:r>
       <w:r>
         <w:t xml:space="preserve">is accessible from several locations throughout Ecospace. </w:t>
@@ -5785,7 +5974,7 @@
                     <pic:cNvPicPr/>
                   </pic:nvPicPr>
                   <pic:blipFill>
-                    <a:blip r:embed="rId25"/>
+                    <a:blip r:embed="rId26"/>
                     <a:stretch>
                       <a:fillRect/>
                     </a:stretch>
@@ -5846,74 +6035,6 @@
             <wp:extent cx="152421" cy="152421"/>
             <wp:effectExtent l="0" t="0" r="0" b="0"/>
             <wp:docPr id="17" name="Picture 17"/>
-            <wp:cNvGraphicFramePr>
-              <a:graphicFrameLocks xmlns:a="http://schemas.openxmlformats.org/drawingml/2006/main" noChangeAspect="1"/>
-            </wp:cNvGraphicFramePr>
-            <a:graphic xmlns:a="http://schemas.openxmlformats.org/drawingml/2006/main">
-              <a:graphicData uri="http://schemas.openxmlformats.org/drawingml/2006/picture">
-                <pic:pic xmlns:pic="http://schemas.openxmlformats.org/drawingml/2006/picture">
-                  <pic:nvPicPr>
-                    <pic:cNvPr id="17" name="Critical.png"/>
-                    <pic:cNvPicPr/>
-                  </pic:nvPicPr>
-                  <pic:blipFill>
-                    <a:blip r:embed="rId26">
-                      <a:extLst>
-                        <a:ext uri="{28A0092B-C50C-407E-A947-70E740481C1C}">
-                          <a14:useLocalDpi xmlns:a14="http://schemas.microsoft.com/office/drawing/2010/main" val="0"/>
-                        </a:ext>
-                      </a:extLst>
-                    </a:blip>
-                    <a:stretch>
-                      <a:fillRect/>
-                    </a:stretch>
-                  </pic:blipFill>
-                  <pic:spPr>
-                    <a:xfrm>
-                      <a:off x="0" y="0"/>
-                      <a:ext cx="152421" cy="152421"/>
-                    </a:xfrm>
-                    <a:prstGeom prst="rect">
-                      <a:avLst/>
-                    </a:prstGeom>
-                  </pic:spPr>
-                </pic:pic>
-              </a:graphicData>
-            </a:graphic>
-          </wp:inline>
-        </w:drawing>
-      </w:r>
-      <w:r>
-        <w:rPr>
-          <w:position w:val="-6"/>
-          <w:shd w:val="clear" w:color="auto" w:fill="FFFFFF"/>
-        </w:rPr>
-        <w:t xml:space="preserve"> </w:t>
-      </w:r>
-      <w:r>
-        <w:rPr>
-          <w:shd w:val="clear" w:color="auto" w:fill="FFFFFF"/>
-        </w:rPr>
-        <w:t>), has only partial spatial overlap with the modelled area (</w:t>
-      </w:r>
-      <w:r>
-        <w:rPr>
-          <w:position w:val="-6"/>
-          <w:shd w:val="clear" w:color="auto" w:fill="FFFFFF"/>
-        </w:rPr>
-        <w:t xml:space="preserve"> </w:t>
-      </w:r>
-      <w:r>
-        <w:rPr>
-          <w:noProof/>
-          <w:position w:val="-6"/>
-          <w:shd w:val="clear" w:color="auto" w:fill="FFFFFF"/>
-        </w:rPr>
-        <w:drawing>
-          <wp:inline distT="0" distB="0" distL="0" distR="0" wp14:anchorId="7AD9C384" wp14:editId="516D2DF1">
-            <wp:extent cx="152421" cy="152421"/>
-            <wp:effectExtent l="0" t="0" r="0" b="0"/>
-            <wp:docPr id="18" name="Picture 18"/>
             <wp:cNvGraphicFramePr>
               <a:graphicFrameLocks xmlns:a="http://schemas.openxmlformats.org/drawingml/2006/main" noChangeAspect="1"/>
             </wp:cNvGraphicFramePr>
@@ -5962,7 +6083,7 @@
         <w:rPr>
           <w:shd w:val="clear" w:color="auto" w:fill="FFFFFF"/>
         </w:rPr>
-        <w:t>), or entirely covers the modelled area (</w:t>
+        <w:t>), has only partial spatial overlap with the modelled area (</w:t>
       </w:r>
       <w:r>
         <w:rPr>
@@ -5978,10 +6099,10 @@
           <w:shd w:val="clear" w:color="auto" w:fill="FFFFFF"/>
         </w:rPr>
         <w:drawing>
-          <wp:inline distT="0" distB="0" distL="0" distR="0" wp14:anchorId="079F344B" wp14:editId="1B35CEB2">
+          <wp:inline distT="0" distB="0" distL="0" distR="0" wp14:anchorId="7AD9C384" wp14:editId="516D2DF1">
             <wp:extent cx="152421" cy="152421"/>
             <wp:effectExtent l="0" t="0" r="0" b="0"/>
-            <wp:docPr id="20" name="Picture 20"/>
+            <wp:docPr id="18" name="Picture 18"/>
             <wp:cNvGraphicFramePr>
               <a:graphicFrameLocks xmlns:a="http://schemas.openxmlformats.org/drawingml/2006/main" noChangeAspect="1"/>
             </wp:cNvGraphicFramePr>
@@ -6030,6 +6151,74 @@
         <w:rPr>
           <w:shd w:val="clear" w:color="auto" w:fill="FFFFFF"/>
         </w:rPr>
+        <w:t>), or entirely covers the modelled area (</w:t>
+      </w:r>
+      <w:r>
+        <w:rPr>
+          <w:position w:val="-6"/>
+          <w:shd w:val="clear" w:color="auto" w:fill="FFFFFF"/>
+        </w:rPr>
+        <w:t xml:space="preserve"> </w:t>
+      </w:r>
+      <w:r>
+        <w:rPr>
+          <w:noProof/>
+          <w:position w:val="-6"/>
+          <w:shd w:val="clear" w:color="auto" w:fill="FFFFFF"/>
+        </w:rPr>
+        <w:drawing>
+          <wp:inline distT="0" distB="0" distL="0" distR="0" wp14:anchorId="079F344B" wp14:editId="1B35CEB2">
+            <wp:extent cx="152421" cy="152421"/>
+            <wp:effectExtent l="0" t="0" r="0" b="0"/>
+            <wp:docPr id="20" name="Picture 20"/>
+            <wp:cNvGraphicFramePr>
+              <a:graphicFrameLocks xmlns:a="http://schemas.openxmlformats.org/drawingml/2006/main" noChangeAspect="1"/>
+            </wp:cNvGraphicFramePr>
+            <a:graphic xmlns:a="http://schemas.openxmlformats.org/drawingml/2006/main">
+              <a:graphicData uri="http://schemas.openxmlformats.org/drawingml/2006/picture">
+                <pic:pic xmlns:pic="http://schemas.openxmlformats.org/drawingml/2006/picture">
+                  <pic:nvPicPr>
+                    <pic:cNvPr id="17" name="Critical.png"/>
+                    <pic:cNvPicPr/>
+                  </pic:nvPicPr>
+                  <pic:blipFill>
+                    <a:blip r:embed="rId29">
+                      <a:extLst>
+                        <a:ext uri="{28A0092B-C50C-407E-A947-70E740481C1C}">
+                          <a14:useLocalDpi xmlns:a14="http://schemas.microsoft.com/office/drawing/2010/main" val="0"/>
+                        </a:ext>
+                      </a:extLst>
+                    </a:blip>
+                    <a:stretch>
+                      <a:fillRect/>
+                    </a:stretch>
+                  </pic:blipFill>
+                  <pic:spPr>
+                    <a:xfrm>
+                      <a:off x="0" y="0"/>
+                      <a:ext cx="152421" cy="152421"/>
+                    </a:xfrm>
+                    <a:prstGeom prst="rect">
+                      <a:avLst/>
+                    </a:prstGeom>
+                  </pic:spPr>
+                </pic:pic>
+              </a:graphicData>
+            </a:graphic>
+          </wp:inline>
+        </w:drawing>
+      </w:r>
+      <w:r>
+        <w:rPr>
+          <w:position w:val="-6"/>
+          <w:shd w:val="clear" w:color="auto" w:fill="FFFFFF"/>
+        </w:rPr>
+        <w:t xml:space="preserve"> </w:t>
+      </w:r>
+      <w:r>
+        <w:rPr>
+          <w:shd w:val="clear" w:color="auto" w:fill="FFFFFF"/>
+        </w:rPr>
         <w:t>). The warning icon</w:t>
       </w:r>
       <w:r>
@@ -6061,7 +6250,7 @@
                     <pic:cNvPicPr/>
                   </pic:nvPicPr>
                   <pic:blipFill>
-                    <a:blip r:embed="rId27">
+                    <a:blip r:embed="rId28">
                       <a:extLst>
                         <a:ext uri="{28A0092B-C50C-407E-A947-70E740481C1C}">
                           <a14:useLocalDpi xmlns:a14="http://schemas.microsoft.com/office/drawing/2010/main" val="0"/>
@@ -6142,7 +6331,7 @@
                     <pic:cNvPicPr/>
                   </pic:nvPicPr>
                   <pic:blipFill rotWithShape="1">
-                    <a:blip r:embed="rId29">
+                    <a:blip r:embed="rId30">
                       <a:extLst>
                         <a:ext uri="{28A0092B-C50C-407E-A947-70E740481C1C}">
                           <a14:useLocalDpi xmlns:a14="http://schemas.microsoft.com/office/drawing/2010/main" val="0"/>
@@ -6304,7 +6493,21 @@
         <w:rPr>
           <w:shd w:val="clear" w:color="auto" w:fill="FFFFFF"/>
         </w:rPr>
-        <w:t>iles which will be made fit for inclusion in Ecospace by the DotSpatial / GDAL GIS engine encapsulated in the spatial temporal data framework; (3) a file with X,Y,Z,T time series values provided in CSV file format, where (X,Y) coordinates can either indicate (column, row) or (longitude, latitude); and (4) a single spatial file.</w:t>
+        <w:t xml:space="preserve">iles which will be made fit for inclusion in Ecospace by the </w:t>
+      </w:r>
+      <w:proofErr w:type="spellStart"/>
+      <w:r>
+        <w:rPr>
+          <w:shd w:val="clear" w:color="auto" w:fill="FFFFFF"/>
+        </w:rPr>
+        <w:t>DotSpatial</w:t>
+      </w:r>
+      <w:proofErr w:type="spellEnd"/>
+      <w:r>
+        <w:rPr>
+          <w:shd w:val="clear" w:color="auto" w:fill="FFFFFF"/>
+        </w:rPr>
+        <w:t xml:space="preserve"> / GDAL GIS engine encapsulated in the spatial temporal data framework; (3) a file with X,Y,Z,T time series values provided in CSV file format, where (X,Y) coordinates can either indicate (column, row) or (longitude, latitude); and (4) a single spatial file.</w:t>
       </w:r>
     </w:p>
     <w:p>
@@ -6432,7 +6635,7 @@
                     <pic:cNvPicPr/>
                   </pic:nvPicPr>
                   <pic:blipFill>
-                    <a:blip r:embed="rId30">
+                    <a:blip r:embed="rId31">
                       <a:extLst>
                         <a:ext uri="{28A0092B-C50C-407E-A947-70E740481C1C}">
                           <a14:useLocalDpi xmlns:a14="http://schemas.microsoft.com/office/drawing/2010/main" val="0"/>
@@ -6834,7 +7037,7 @@
                     <pic:cNvPicPr/>
                   </pic:nvPicPr>
                   <pic:blipFill>
-                    <a:blip r:embed="rId31"/>
+                    <a:blip r:embed="rId32"/>
                     <a:stretch>
                       <a:fillRect/>
                     </a:stretch>
@@ -6894,7 +7097,7 @@
                     <pic:cNvPicPr/>
                   </pic:nvPicPr>
                   <pic:blipFill>
-                    <a:blip r:embed="rId32">
+                    <a:blip r:embed="rId33">
                       <a:extLst>
                         <a:ext uri="{28A0092B-C50C-407E-A947-70E740481C1C}">
                           <a14:useLocalDpi xmlns:a14="http://schemas.microsoft.com/office/drawing/2010/main" val="0"/>
@@ -7052,7 +7255,7 @@
                     <pic:cNvPicPr/>
                   </pic:nvPicPr>
                   <pic:blipFill>
-                    <a:blip r:embed="rId33">
+                    <a:blip r:embed="rId34">
                       <a:extLst>
                         <a:ext uri="{28A0092B-C50C-407E-A947-70E740481C1C}">
                           <a14:useLocalDpi xmlns:a14="http://schemas.microsoft.com/office/drawing/2010/main" val="0"/>
@@ -7351,7 +7554,7 @@
                     <pic:cNvPicPr/>
                   </pic:nvPicPr>
                   <pic:blipFill>
-                    <a:blip r:embed="rId34"/>
+                    <a:blip r:embed="rId35"/>
                     <a:stretch>
                       <a:fillRect/>
                     </a:stretch>
@@ -7429,7 +7632,7 @@
                     <pic:cNvPicPr/>
                   </pic:nvPicPr>
                   <pic:blipFill>
-                    <a:blip r:embed="rId35"/>
+                    <a:blip r:embed="rId36"/>
                     <a:stretch>
                       <a:fillRect/>
                     </a:stretch>
@@ -7574,7 +7777,7 @@
                     <pic:cNvPicPr/>
                   </pic:nvPicPr>
                   <pic:blipFill>
-                    <a:blip r:embed="rId36"/>
+                    <a:blip r:embed="rId37"/>
                     <a:stretch>
                       <a:fillRect/>
                     </a:stretch>
@@ -7728,7 +7931,7 @@
                     <pic:cNvPicPr/>
                   </pic:nvPicPr>
                   <pic:blipFill>
-                    <a:blip r:embed="rId37">
+                    <a:blip r:embed="rId38">
                       <a:extLst>
                         <a:ext uri="{28A0092B-C50C-407E-A947-70E740481C1C}">
                           <a14:useLocalDpi xmlns:a14="http://schemas.microsoft.com/office/drawing/2010/main" val="0"/>
@@ -7871,13 +8074,27 @@
         <w:rPr>
           <w:lang w:eastAsia="en-CA"/>
         </w:rPr>
-        <w:t xml:space="preserve">browse to the </w:t>
-      </w:r>
+        <w:t xml:space="preserve">browse to </w:t>
+      </w:r>
+      <w:proofErr w:type="gramStart"/>
       <w:r>
         <w:rPr>
           <w:lang w:eastAsia="en-CA"/>
         </w:rPr>
-        <w:t>a location where the exported data can be placed</w:t>
+        <w:t xml:space="preserve">the </w:t>
+      </w:r>
+      <w:r>
+        <w:rPr>
+          <w:lang w:eastAsia="en-CA"/>
+        </w:rPr>
+        <w:t>a</w:t>
+      </w:r>
+      <w:proofErr w:type="gramEnd"/>
+      <w:r>
+        <w:rPr>
+          <w:lang w:eastAsia="en-CA"/>
+        </w:rPr>
+        <w:t xml:space="preserve"> location where the exported data can be placed</w:t>
       </w:r>
     </w:p>
     <w:p>
@@ -8331,24 +8548,8 @@
 </w:document>
 </file>
 
-<file path=word/commentsIds.xml><?xml version="1.0" encoding="utf-8"?>
-<w16cid:commentsIds xmlns:wpc="http://schemas.microsoft.com/office/word/2010/wordprocessingCanvas" xmlns:cx="http://schemas.microsoft.com/office/drawing/2014/chartex" xmlns:cx1="http://schemas.microsoft.com/office/drawing/2015/9/8/chartex" xmlns:cx2="http://schemas.microsoft.com/office/drawing/2015/10/21/chartex" xmlns:cx3="http://schemas.microsoft.com/office/drawing/2016/5/9/chartex" xmlns:cx4="http://schemas.microsoft.com/office/drawing/2016/5/10/chartex" xmlns:cx5="http://schemas.microsoft.com/office/drawing/2016/5/11/chartex" xmlns:cx6="http://schemas.microsoft.com/office/drawing/2016/5/12/chartex" xmlns:cx7="http://schemas.microsoft.com/office/drawing/2016/5/13/chartex" xmlns:cx8="http://schemas.microsoft.com/office/drawing/2016/5/14/chartex" xmlns:mc="http://schemas.openxmlformats.org/markup-compatibility/2006" xmlns:aink="http://schemas.microsoft.com/office/drawing/2016/ink" xmlns:am3d="http://schemas.microsoft.com/office/drawing/2017/model3d" xmlns:o="urn:schemas-microsoft-com:office:office" xmlns:r="http://schemas.openxmlformats.org/officeDocument/2006/relationships" xmlns:m="http://schemas.openxmlformats.org/officeDocument/2006/math" xmlns:v="urn:schemas-microsoft-com:vml" xmlns:wp14="http://schemas.microsoft.com/office/word/2010/wordprocessingDrawing" xmlns:wp="http://schemas.openxmlformats.org/drawingml/2006/wordprocessingDrawing" xmlns:w10="urn:schemas-microsoft-com:office:word" xmlns:w="http://schemas.openxmlformats.org/wordprocessingml/2006/main" xmlns:w14="http://schemas.microsoft.com/office/word/2010/wordml" xmlns:w15="http://schemas.microsoft.com/office/word/2012/wordml" xmlns:w16cid="http://schemas.microsoft.com/office/word/2016/wordml/cid" xmlns:w16se="http://schemas.microsoft.com/office/word/2015/wordml/symex" xmlns:wpg="http://schemas.microsoft.com/office/word/2010/wordprocessingGroup" xmlns:wpi="http://schemas.microsoft.com/office/word/2010/wordprocessingInk" xmlns:wne="http://schemas.microsoft.com/office/word/2006/wordml" xmlns:wps="http://schemas.microsoft.com/office/word/2010/wordprocessingShape" mc:Ignorable="w14 w15 w16se w16cid wp14">
-  <w16cid:commentId w16cid:paraId="7FCB63A2" w16cid:durableId="2049C882"/>
-  <w16cid:commentId w16cid:paraId="533930A6" w16cid:durableId="2049C8EA"/>
-  <w16cid:commentId w16cid:paraId="14BE9106" w16cid:durableId="2049C98A"/>
-  <w16cid:commentId w16cid:paraId="639EDDA0" w16cid:durableId="2049C9D0"/>
-  <w16cid:commentId w16cid:paraId="35155E8F" w16cid:durableId="2049C9C8"/>
-  <w16cid:commentId w16cid:paraId="29F23309" w16cid:durableId="2049D5C2"/>
-  <w16cid:commentId w16cid:paraId="20A44390" w16cid:durableId="2049D110"/>
-  <w16cid:commentId w16cid:paraId="25259BFF" w16cid:durableId="2049D0CB"/>
-  <w16cid:commentId w16cid:paraId="204B0D52" w16cid:durableId="2049D1A8"/>
-  <w16cid:commentId w16cid:paraId="1DF37D80" w16cid:durableId="2049D500"/>
-  <w16cid:commentId w16cid:paraId="69F820ED" w16cid:durableId="2049D266"/>
-</w16cid:commentsIds>
-</file>
-
 <file path=word/numbering.xml><?xml version="1.0" encoding="utf-8"?>
-<w:numbering xmlns:wpc="http://schemas.microsoft.com/office/word/2010/wordprocessingCanvas" xmlns:cx="http://schemas.microsoft.com/office/drawing/2014/chartex" xmlns:cx1="http://schemas.microsoft.com/office/drawing/2015/9/8/chartex" xmlns:mc="http://schemas.openxmlformats.org/markup-compatibility/2006" xmlns:o="urn:schemas-microsoft-com:office:office" xmlns:r="http://schemas.openxmlformats.org/officeDocument/2006/relationships" xmlns:m="http://schemas.openxmlformats.org/officeDocument/2006/math" xmlns:v="urn:schemas-microsoft-com:vml" xmlns:wp14="http://schemas.microsoft.com/office/word/2010/wordprocessingDrawing" xmlns:wp="http://schemas.openxmlformats.org/drawingml/2006/wordprocessingDrawing" xmlns:w10="urn:schemas-microsoft-com:office:word" xmlns:w="http://schemas.openxmlformats.org/wordprocessingml/2006/main" xmlns:w14="http://schemas.microsoft.com/office/word/2010/wordml" xmlns:w15="http://schemas.microsoft.com/office/word/2012/wordml" xmlns:w16se="http://schemas.microsoft.com/office/word/2015/wordml/symex" xmlns:wpg="http://schemas.microsoft.com/office/word/2010/wordprocessingGroup" xmlns:wpi="http://schemas.microsoft.com/office/word/2010/wordprocessingInk" xmlns:wne="http://schemas.microsoft.com/office/word/2006/wordml" xmlns:wps="http://schemas.microsoft.com/office/word/2010/wordprocessingShape" mc:Ignorable="w14 w15 w16se wp14">
+<w:numbering xmlns:wpc="http://schemas.microsoft.com/office/word/2010/wordprocessingCanvas" xmlns:cx="http://schemas.microsoft.com/office/drawing/2014/chartex" xmlns:cx1="http://schemas.microsoft.com/office/drawing/2015/9/8/chartex" xmlns:cx2="http://schemas.microsoft.com/office/drawing/2015/10/21/chartex" xmlns:cx3="http://schemas.microsoft.com/office/drawing/2016/5/9/chartex" xmlns:cx4="http://schemas.microsoft.com/office/drawing/2016/5/10/chartex" xmlns:cx5="http://schemas.microsoft.com/office/drawing/2016/5/11/chartex" xmlns:cx6="http://schemas.microsoft.com/office/drawing/2016/5/12/chartex" xmlns:cx7="http://schemas.microsoft.com/office/drawing/2016/5/13/chartex" xmlns:cx8="http://schemas.microsoft.com/office/drawing/2016/5/14/chartex" xmlns:mc="http://schemas.openxmlformats.org/markup-compatibility/2006" xmlns:aink="http://schemas.microsoft.com/office/drawing/2016/ink" xmlns:am3d="http://schemas.microsoft.com/office/drawing/2017/model3d" xmlns:o="urn:schemas-microsoft-com:office:office" xmlns:r="http://schemas.openxmlformats.org/officeDocument/2006/relationships" xmlns:m="http://schemas.openxmlformats.org/officeDocument/2006/math" xmlns:v="urn:schemas-microsoft-com:vml" xmlns:wp14="http://schemas.microsoft.com/office/word/2010/wordprocessingDrawing" xmlns:wp="http://schemas.openxmlformats.org/drawingml/2006/wordprocessingDrawing" xmlns:w10="urn:schemas-microsoft-com:office:word" xmlns:w="http://schemas.openxmlformats.org/wordprocessingml/2006/main" xmlns:w14="http://schemas.microsoft.com/office/word/2010/wordml" xmlns:w15="http://schemas.microsoft.com/office/word/2012/wordml" xmlns:w16cid="http://schemas.microsoft.com/office/word/2016/wordml/cid" xmlns:w16se="http://schemas.microsoft.com/office/word/2015/wordml/symex" xmlns:wpg="http://schemas.microsoft.com/office/word/2010/wordprocessingGroup" xmlns:wpi="http://schemas.microsoft.com/office/word/2010/wordprocessingInk" xmlns:wne="http://schemas.microsoft.com/office/word/2006/wordml" xmlns:wps="http://schemas.microsoft.com/office/word/2010/wordprocessingShape" mc:Ignorable="w14 w15 w16se w16cid wp14">
   <w:abstractNum w:abstractNumId="0" w15:restartNumberingAfterBreak="0">
     <w:nsid w:val="028257DD"/>
     <w:multiLevelType w:val="hybridMultilevel"/>
@@ -13514,7 +13715,7 @@
 </file>
 
 <file path=word/styles.xml><?xml version="1.0" encoding="utf-8"?>
-<w:styles xmlns:mc="http://schemas.openxmlformats.org/markup-compatibility/2006" xmlns:r="http://schemas.openxmlformats.org/officeDocument/2006/relationships" xmlns:w="http://schemas.openxmlformats.org/wordprocessingml/2006/main" xmlns:w14="http://schemas.microsoft.com/office/word/2010/wordml" xmlns:w15="http://schemas.microsoft.com/office/word/2012/wordml" xmlns:w16se="http://schemas.microsoft.com/office/word/2015/wordml/symex" mc:Ignorable="w14 w15 w16se">
+<w:styles xmlns:mc="http://schemas.openxmlformats.org/markup-compatibility/2006" xmlns:r="http://schemas.openxmlformats.org/officeDocument/2006/relationships" xmlns:w="http://schemas.openxmlformats.org/wordprocessingml/2006/main" xmlns:w14="http://schemas.microsoft.com/office/word/2010/wordml" xmlns:w15="http://schemas.microsoft.com/office/word/2012/wordml" xmlns:w16cid="http://schemas.microsoft.com/office/word/2016/wordml/cid" xmlns:w16se="http://schemas.microsoft.com/office/word/2015/wordml/symex" mc:Ignorable="w14 w15 w16se w16cid">
   <w:docDefaults>
     <w:rPrDefault>
       <w:rPr>
@@ -13530,7 +13731,7 @@
       </w:pPr>
     </w:pPrDefault>
   </w:docDefaults>
-  <w:latentStyles w:defLockedState="0" w:defUIPriority="99" w:defSemiHidden="0" w:defUnhideWhenUsed="0" w:defQFormat="0" w:count="371">
+  <w:latentStyles w:defLockedState="0" w:defUIPriority="99" w:defSemiHidden="0" w:defUnhideWhenUsed="0" w:defQFormat="0" w:count="375">
     <w:lsdException w:name="Normal" w:uiPriority="0" w:qFormat="1"/>
     <w:lsdException w:name="heading 1" w:uiPriority="9" w:qFormat="1"/>
     <w:lsdException w:name="heading 2" w:semiHidden="1" w:uiPriority="9" w:unhideWhenUsed="1" w:qFormat="1"/>
@@ -13636,7 +13837,6 @@
     <w:lsdException w:name="HTML Sample" w:semiHidden="1" w:unhideWhenUsed="1"/>
     <w:lsdException w:name="HTML Typewriter" w:semiHidden="1" w:unhideWhenUsed="1"/>
     <w:lsdException w:name="HTML Variable" w:semiHidden="1" w:unhideWhenUsed="1"/>
-    <w:lsdException w:name="Normal Table" w:semiHidden="1" w:unhideWhenUsed="1"/>
     <w:lsdException w:name="annotation subject" w:semiHidden="1" w:unhideWhenUsed="1"/>
     <w:lsdException w:name="No List" w:semiHidden="1" w:unhideWhenUsed="1"/>
     <w:lsdException w:name="Outline List 1" w:semiHidden="1" w:unhideWhenUsed="1"/>
@@ -13680,10 +13880,8 @@
     <w:lsdException w:name="Table Elegant" w:semiHidden="1" w:unhideWhenUsed="1"/>
     <w:lsdException w:name="Table Professional" w:semiHidden="1" w:unhideWhenUsed="1"/>
     <w:lsdException w:name="Table Subtle 1" w:semiHidden="1" w:unhideWhenUsed="1"/>
-    <w:lsdException w:name="Table Subtle 2" w:semiHidden="1" w:unhideWhenUsed="1"/>
     <w:lsdException w:name="Table Web 1" w:semiHidden="1" w:unhideWhenUsed="1"/>
     <w:lsdException w:name="Table Web 2" w:semiHidden="1" w:unhideWhenUsed="1"/>
-    <w:lsdException w:name="Table Web 3" w:semiHidden="1" w:unhideWhenUsed="1"/>
     <w:lsdException w:name="Balloon Text" w:semiHidden="1" w:unhideWhenUsed="1"/>
     <w:lsdException w:name="Table Grid" w:uiPriority="39"/>
     <w:lsdException w:name="Table Theme" w:semiHidden="1" w:unhideWhenUsed="1"/>
@@ -13902,6 +14100,10 @@
     <w:lsdException w:name="List Table 5 Dark Accent 6" w:uiPriority="50"/>
     <w:lsdException w:name="List Table 6 Colorful Accent 6" w:uiPriority="51"/>
     <w:lsdException w:name="List Table 7 Colorful Accent 6" w:uiPriority="52"/>
+    <w:lsdException w:name="Mention" w:semiHidden="1" w:unhideWhenUsed="1"/>
+    <w:lsdException w:name="Smart Hyperlink" w:semiHidden="1" w:unhideWhenUsed="1"/>
+    <w:lsdException w:name="Hashtag" w:semiHidden="1" w:unhideWhenUsed="1"/>
+    <w:lsdException w:name="Unresolved Mention" w:semiHidden="1" w:unhideWhenUsed="1"/>
   </w:latentStyles>
   <w:style w:type="paragraph" w:default="1" w:styleId="Normal">
     <w:name w:val="Normal"/>
